--- a/data/templates/03_자금집행요청서.docx
+++ b/data/templates/03_자금집행요청서.docx
@@ -2865,6 +2865,33 @@
         </w:tc>
       </w:tr>
     </w:tbl>
+    <w:tbl>
+      <w:tblPr>
+        <w:tblStyle w:val="TableGrid"/>
+        <w:tblW w:type="auto" w:w="0"/>
+        <w:tblLook w:firstColumn="1" w:firstRow="1" w:lastColumn="0" w:lastRow="0" w:noHBand="0" w:noVBand="1" w:val="04A0"/>
+      </w:tblPr>
+      <w:tblGrid>
+        <w:gridCol w:w="8640"/>
+      </w:tblGrid>
+      <w:tr>
+        <w:tc>
+          <w:tcPr>
+            <w:tcW w:type="dxa" w:w="8640"/>
+          </w:tcPr>
+          <w:p>
+            <w:r>
+              <w:t>{{TEMPLATE_REVIEW_NOTICE}}</w:t>
+            </w:r>
+          </w:p>
+        </w:tc>
+      </w:tr>
+    </w:tbl>
+    <w:p>
+      <w:pPr>
+        <w:spacing w:after="140"/>
+      </w:pPr>
+    </w:p>
     <w:sectPr>
       <w:pgSz w:w="11906" w:h="16838" w:orient="portrait"/>
       <w:pgMar w:top="1300" w:right="1440" w:bottom="1300" w:left="1440" w:header="708" w:footer="708" w:gutter="0"/>
